--- a/core_app/template_aie.docx
+++ b/core_app/template_aie.docx
@@ -891,6 +891,104 @@
         <w:t>{{BODY_TEXT}}</w:t>
       </w:r>
     </w:p>
+    <w:p>
+      <w:pPr>
+        <w:spacing w:before="240" w:after="240"/>
+        <w:jc w:val="center"/>
+        <w:bidi w:val="1"/>
+      </w:pPr>
+      <w:r>
+        <w:rPr>
+          <w:rFonts w:ascii="Arial Unicode MS" w:hAnsi="Arial Unicode MS"/>
+          <w:color w:val="B4871A"/>
+          <w:sz w:val="24"/>
+          <w:rtl w:val="1"/>
+          <w:lang w:bidi="ar-SA"/>
+        </w:rPr>
+        <w:t>وتفضلوا بقبول فائق الاحترام والتقدير،،</w:t>
+      </w:r>
+    </w:p>
+    <w:tbl>
+      <w:tblPr>
+        <w:tblW w:type="auto" w:w="0"/>
+        <w:tblLook w:firstColumn="1" w:firstRow="1" w:lastColumn="0" w:lastRow="0" w:noHBand="0" w:noVBand="1" w:val="04A0"/>
+        <w:tblBorders>
+          <w:top w:val="none"/>
+          <w:left w:val="none"/>
+          <w:bottom w:val="none"/>
+          <w:right w:val="none"/>
+          <w:insideH w:val="none"/>
+          <w:insideV w:val="none"/>
+        </w:tblBorders>
+        <w:bidiVisual/>
+      </w:tblPr>
+      <w:tblGrid>
+        <w:gridCol w:w="4813"/>
+        <w:gridCol w:w="4813"/>
+      </w:tblGrid>
+      <w:tr>
+        <w:tc>
+          <w:tcPr>
+            <w:tcW w:type="dxa" w:w="4608"/>
+          </w:tcPr>
+          <w:p>
+            <w:r/>
+          </w:p>
+        </w:tc>
+        <w:tc>
+          <w:tcPr>
+            <w:tcW w:type="dxa" w:w="4896"/>
+          </w:tcPr>
+          <w:p>
+            <w:pPr>
+              <w:spacing w:before="0" w:after="40" w:line="276" w:lineRule="auto"/>
+              <w:jc w:val="center"/>
+              <w:bidi w:val="1"/>
+            </w:pPr>
+            <w:r/>
+            <w:r>
+              <w:rPr>
+                <w:rFonts w:ascii="Arial Unicode MS" w:hAnsi="Arial Unicode MS"/>
+                <w:color w:val="EA3323"/>
+                <w:sz w:val="22"/>
+                <w:rtl w:val="1"/>
+                <w:lang w:bidi="ar-SA"/>
+              </w:rPr>
+              <w:t>رئيس قسم هندسة الذكاء الاصطناعى – كلية الهندسة</w:t>
+            </w:r>
+          </w:p>
+          <w:p>
+            <w:pPr>
+              <w:spacing w:before="0" w:after="40" w:line="276" w:lineRule="auto"/>
+              <w:jc w:val="center"/>
+              <w:bidi w:val="1"/>
+            </w:pPr>
+            <w:r>
+              <w:rPr>
+                <w:rFonts w:ascii="Arial Unicode MS" w:hAnsi="Arial Unicode MS"/>
+                <w:color w:val="EA3323"/>
+                <w:sz w:val="22"/>
+                <w:rtl w:val="1"/>
+                <w:lang w:bidi="ar-SA"/>
+              </w:rPr>
+              <w:t>الأستاذ(م) الدكتور/ محمد كمال عبد السلام</w:t>
+            </w:r>
+          </w:p>
+        </w:tc>
+      </w:tr>
+    </w:tbl>
+    <w:p>
+      <w:pPr>
+        <w:jc w:val="right"/>
+      </w:pPr>
+      <w:r>
+        <w:rPr>
+          <w:rFonts w:ascii="Arial" w:hAnsi="Arial"/>
+          <w:color w:val="EA3323"/>
+        </w:rPr>
+        <w:t>{{SENDER}}</w:t>
+      </w:r>
+    </w:p>
     <w:sectPr>
       <w:headerReference w:type="default" r:id="rId7"/>
       <w:headerReference w:type="first" r:id="rId8"/>
